--- a/panels/lung_62/templates/lung_62_historical_draft_v1.docx
+++ b/panels/lung_62/templates/lung_62_historical_draft_v1.docx
@@ -3507,7 +3507,7 @@
                 <w:szCs w:val="18"/>
                 <w:lang w:val="en-US" w:eastAsia="zh-CN"/>
               </w:rPr>
-              <w:t>{{ sampling_date | default('未提供', true) }}</w:t>
+              <w:t>{{ collection_date | default('未提供', true) }}</w:t>
             </w:r>
           </w:p>
         </w:tc>
@@ -4323,6 +4323,20 @@
         <w:t>重要基因变异及潜在靶向药物信息</w:t>
       </w:r>
       <w:bookmarkEnd w:id="21"/>
+    </w:p>
+    <w:p>
+      <w:pPr>
+        <w:keepNext w:val="0"/>
+        <w:spacing w:after="120"/>
+      </w:pPr>
+      <w:r>
+        <w:rPr>
+          <w:rFonts w:ascii="微软雅黑" w:hAnsi="微软雅黑" w:eastAsia="微软雅黑"/>
+          <w:b w:val="0"/>
+          <w:sz w:val="21"/>
+        </w:rPr>
+        <w:t>本次检出体细胞变异：{{ total_variants_count }} 个（含Ⅰ/Ⅱ/Ⅲ类）；靶向药物相关变异：{{ drug_related_count }} 个。</w:t>
+      </w:r>
     </w:p>
     <w:tbl>
       <w:tblPr>
